--- a/templates/cotizacion_piscinas.docx
+++ b/templates/cotizacion_piscinas.docx
@@ -170,6 +170,15 @@
       <w:pPr>
         <w:pStyle w:val="Ttulo2"/>
         <w:ind w:left="550"/>
+      </w:pPr>
+      <w:r>
+        <w:t>{{ fecha }}</w:t>
+      </w:r>
+    </w:p>
+    <w:p>
+      <w:pPr>
+        <w:pStyle w:val="Ttulo2"/>
+        <w:ind w:left="550"/>
         <w:rPr>
           <w:rFonts w:ascii="DejaVu Sans" w:hAnsi="DejaVu Sans" w:cs="DejaVu Sans"/>
         </w:rPr>
@@ -178,10 +187,25 @@
         <w:t>{{</w:t>
       </w:r>
       <w:r>
-        <w:rPr>
-          <w:rFonts w:ascii="DejaVu Sans" w:hAnsi="DejaVu Sans" w:cs="DejaVu Sans"/>
-        </w:rPr>
-        <w:t>cliente}}</w:t>
+        <w:t xml:space="preserve"> </w:t>
+      </w:r>
+      <w:r>
+        <w:rPr>
+          <w:rFonts w:ascii="DejaVu Sans" w:hAnsi="DejaVu Sans" w:cs="DejaVu Sans"/>
+        </w:rPr>
+        <w:t>cliente</w:t>
+      </w:r>
+      <w:r>
+        <w:rPr>
+          <w:rFonts w:ascii="DejaVu Sans" w:hAnsi="DejaVu Sans" w:cs="DejaVu Sans"/>
+        </w:rPr>
+        <w:t xml:space="preserve"> </w:t>
+      </w:r>
+      <w:r>
+        <w:rPr>
+          <w:rFonts w:ascii="DejaVu Sans" w:hAnsi="DejaVu Sans" w:cs="DejaVu Sans"/>
+        </w:rPr>
+        <w:t>}}</w:t>
       </w:r>
     </w:p>
     <w:p>
@@ -200,6 +224,13 @@
         </w:rPr>
         <w:t>{{</w:t>
       </w:r>
+      <w:r>
+        <w:rPr>
+          <w:rFonts w:ascii="DejaVu Sans" w:hAnsi="DejaVu Sans" w:cs="DejaVu Sans"/>
+          <w:sz w:val="32"/>
+        </w:rPr>
+        <w:t xml:space="preserve"> </w:t>
+      </w:r>
       <w:proofErr w:type="spellStart"/>
       <w:r>
         <w:rPr>
@@ -209,6 +240,13 @@
         <w:t>direccion</w:t>
       </w:r>
       <w:proofErr w:type="spellEnd"/>
+      <w:r>
+        <w:rPr>
+          <w:rFonts w:ascii="DejaVu Sans" w:hAnsi="DejaVu Sans" w:cs="DejaVu Sans"/>
+          <w:sz w:val="32"/>
+        </w:rPr>
+        <w:t xml:space="preserve"> </w:t>
+      </w:r>
       <w:r>
         <w:rPr>
           <w:rFonts w:ascii="DejaVu Sans" w:hAnsi="DejaVu Sans" w:cs="DejaVu Sans"/>
@@ -231,7 +269,35 @@
           <w:rFonts w:ascii="DejaVu Sans" w:hAnsi="DejaVu Sans" w:cs="DejaVu Sans"/>
           <w:sz w:val="32"/>
         </w:rPr>
-        <w:t>{{comuna}}</w:t>
+        <w:t>{{</w:t>
+      </w:r>
+      <w:r>
+        <w:rPr>
+          <w:rFonts w:ascii="DejaVu Sans" w:hAnsi="DejaVu Sans" w:cs="DejaVu Sans"/>
+          <w:sz w:val="32"/>
+        </w:rPr>
+        <w:t xml:space="preserve"> </w:t>
+      </w:r>
+      <w:r>
+        <w:rPr>
+          <w:rFonts w:ascii="DejaVu Sans" w:hAnsi="DejaVu Sans" w:cs="DejaVu Sans"/>
+          <w:sz w:val="32"/>
+        </w:rPr>
+        <w:t>comuna</w:t>
+      </w:r>
+      <w:r>
+        <w:rPr>
+          <w:rFonts w:ascii="DejaVu Sans" w:hAnsi="DejaVu Sans" w:cs="DejaVu Sans"/>
+          <w:sz w:val="32"/>
+        </w:rPr>
+        <w:t xml:space="preserve"> </w:t>
+      </w:r>
+      <w:r>
+        <w:rPr>
+          <w:rFonts w:ascii="DejaVu Sans" w:hAnsi="DejaVu Sans" w:cs="DejaVu Sans"/>
+          <w:sz w:val="32"/>
+        </w:rPr>
+        <w:t>}}</w:t>
       </w:r>
     </w:p>
     <w:p>
@@ -248,7 +314,35 @@
           <w:rFonts w:ascii="DejaVu Sans" w:hAnsi="DejaVu Sans" w:cs="DejaVu Sans"/>
           <w:sz w:val="32"/>
         </w:rPr>
-        <w:t>{{contacto}}</w:t>
+        <w:t>{{</w:t>
+      </w:r>
+      <w:r>
+        <w:rPr>
+          <w:rFonts w:ascii="DejaVu Sans" w:hAnsi="DejaVu Sans" w:cs="DejaVu Sans"/>
+          <w:sz w:val="32"/>
+        </w:rPr>
+        <w:t xml:space="preserve"> </w:t>
+      </w:r>
+      <w:r>
+        <w:rPr>
+          <w:rFonts w:ascii="DejaVu Sans" w:hAnsi="DejaVu Sans" w:cs="DejaVu Sans"/>
+          <w:sz w:val="32"/>
+        </w:rPr>
+        <w:t>contacto</w:t>
+      </w:r>
+      <w:r>
+        <w:rPr>
+          <w:rFonts w:ascii="DejaVu Sans" w:hAnsi="DejaVu Sans" w:cs="DejaVu Sans"/>
+          <w:sz w:val="32"/>
+        </w:rPr>
+        <w:t xml:space="preserve"> </w:t>
+      </w:r>
+      <w:r>
+        <w:rPr>
+          <w:rFonts w:ascii="DejaVu Sans" w:hAnsi="DejaVu Sans" w:cs="DejaVu Sans"/>
+          <w:sz w:val="32"/>
+        </w:rPr>
+        <w:t>}}</w:t>
       </w:r>
     </w:p>
     <w:p>
@@ -265,7 +359,35 @@
           <w:rFonts w:ascii="DejaVu Sans" w:hAnsi="DejaVu Sans" w:cs="DejaVu Sans"/>
           <w:sz w:val="32"/>
         </w:rPr>
-        <w:t>{{email}}</w:t>
+        <w:t>{{</w:t>
+      </w:r>
+      <w:r>
+        <w:rPr>
+          <w:rFonts w:ascii="DejaVu Sans" w:hAnsi="DejaVu Sans" w:cs="DejaVu Sans"/>
+          <w:sz w:val="32"/>
+        </w:rPr>
+        <w:t xml:space="preserve"> </w:t>
+      </w:r>
+      <w:r>
+        <w:rPr>
+          <w:rFonts w:ascii="DejaVu Sans" w:hAnsi="DejaVu Sans" w:cs="DejaVu Sans"/>
+          <w:sz w:val="32"/>
+        </w:rPr>
+        <w:t>email</w:t>
+      </w:r>
+      <w:r>
+        <w:rPr>
+          <w:rFonts w:ascii="DejaVu Sans" w:hAnsi="DejaVu Sans" w:cs="DejaVu Sans"/>
+          <w:sz w:val="32"/>
+        </w:rPr>
+        <w:t xml:space="preserve"> </w:t>
+      </w:r>
+      <w:r>
+        <w:rPr>
+          <w:rFonts w:ascii="DejaVu Sans" w:hAnsi="DejaVu Sans" w:cs="DejaVu Sans"/>
+          <w:sz w:val="32"/>
+        </w:rPr>
+        <w:t>}}</w:t>
       </w:r>
     </w:p>
     <w:p>
@@ -479,7 +601,7 @@
     <w:p>
       <w:pPr>
         <w:spacing w:before="100" w:line="302" w:lineRule="auto"/>
-        <w:ind w:left="400" w:right="1968"/>
+        <w:ind w:left="400" w:right="1826"/>
         <w:rPr>
           <w:rFonts w:ascii="DejaVu Sans" w:hAnsi="DejaVu Sans" w:cs="DejaVu Sans"/>
           <w:sz w:val="32"/>
@@ -537,9 +659,18 @@
         <w:spacing w:before="211" w:line="276" w:lineRule="auto"/>
         <w:ind w:left="400"/>
         <w:rPr>
-          <w:sz w:val="20"/>
-        </w:rPr>
-      </w:pPr>
+          <w:rFonts w:ascii="DejaVu Sans" w:hAnsi="DejaVu Sans" w:cs="DejaVu Sans"/>
+          <w:sz w:val="32"/>
+          <w:lang w:val="en-US"/>
+        </w:rPr>
+      </w:pPr>
+      <w:r>
+        <w:rPr>
+          <w:rFonts w:ascii="DejaVu Sans" w:hAnsi="DejaVu Sans" w:cs="DejaVu Sans"/>
+          <w:sz w:val="32"/>
+        </w:rPr>
+        <w:t>{{ servicio }}</w:t>
+      </w:r>
       <w:r>
         <w:rPr>
           <w:rFonts w:ascii="DejaVu Sans" w:hAnsi="DejaVu Sans" w:cs="DejaVu Sans"/>
@@ -1421,63 +1552,11 @@
           </mc:Fallback>
         </mc:AlternateContent>
       </w:r>
-      <w:r>
-        <w:rPr>
-          <w:rFonts w:ascii="DejaVu Sans" w:hAnsi="DejaVu Sans" w:cs="DejaVu Sans"/>
-          <w:w w:val="105"/>
-          <w:sz w:val="32"/>
-        </w:rPr>
-        <w:t>{</w:t>
-      </w:r>
-      <w:r>
-        <w:rPr>
-          <w:rFonts w:ascii="DejaVu Sans" w:hAnsi="DejaVu Sans" w:cs="DejaVu Sans"/>
-          <w:w w:val="105"/>
-          <w:sz w:val="32"/>
-        </w:rPr>
-        <w:t xml:space="preserve">{ </w:t>
-      </w:r>
-      <w:proofErr w:type="spellStart"/>
-      <w:r>
-        <w:rPr>
-          <w:rFonts w:ascii="DejaVu Sans" w:hAnsi="DejaVu Sans" w:cs="DejaVu Sans"/>
-          <w:w w:val="105"/>
-          <w:sz w:val="32"/>
-        </w:rPr>
-        <w:t>descripcion</w:t>
-      </w:r>
-      <w:proofErr w:type="spellEnd"/>
-      <w:r>
-        <w:rPr>
-          <w:rFonts w:ascii="DejaVu Sans" w:hAnsi="DejaVu Sans" w:cs="DejaVu Sans"/>
-          <w:w w:val="105"/>
-          <w:sz w:val="32"/>
-        </w:rPr>
-        <w:t xml:space="preserve"> }}{{ </w:t>
-      </w:r>
-      <w:proofErr w:type="spellStart"/>
-      <w:r>
-        <w:rPr>
-          <w:rFonts w:ascii="DejaVu Sans" w:hAnsi="DejaVu Sans" w:cs="DejaVu Sans"/>
-          <w:w w:val="105"/>
-          <w:sz w:val="32"/>
-        </w:rPr>
-        <w:t>clausula_seremi</w:t>
-      </w:r>
-      <w:proofErr w:type="spellEnd"/>
-      <w:r>
-        <w:rPr>
-          <w:rFonts w:ascii="DejaVu Sans" w:hAnsi="DejaVu Sans" w:cs="DejaVu Sans"/>
-          <w:w w:val="105"/>
-          <w:sz w:val="32"/>
-        </w:rPr>
-        <w:t xml:space="preserve"> }}</w:t>
-      </w:r>
-    </w:p>
-    <w:p>
-      <w:pPr>
-        <w:spacing w:before="211" w:line="276" w:lineRule="auto"/>
-        <w:ind w:left="400"/>
+    </w:p>
+    <w:p>
+      <w:pPr>
+        <w:pStyle w:val="Textoindependiente"/>
+        <w:spacing w:before="49"/>
         <w:rPr>
           <w:sz w:val="20"/>
         </w:rPr>
